--- a/reminders_14oct/7_Reminder1_Notesheet_Memo1785.docx
+++ b/reminders_14oct/7_Reminder1_Notesheet_Memo1785.docx
@@ -113,7 +113,7 @@
           <w:color w:val="000000"/>
           <w:sz w:val="24"/>
         </w:rPr>
-        <w:t>It is observed that more than 15 (fifteen) days have elapsed since receipt of the said memo. As on 14.10.2026, no enquiry report has been received in this office in any of the 6 (six) cases.</w:t>
+        <w:t>It is observed that more than 15 (fifteen) days have elapsed since receipt of the said memo. As on 14.10.2026, the enquiry report has been received only in 1 (one) case, namely Sl. No. 5 (Sudipta Sur). No enquiry report has been received in the remaining 5 (five) cases.</w:t>
       </w:r>
     </w:p>
     <w:p>
@@ -128,7 +128,7 @@
           <w:color w:val="000000"/>
           <w:sz w:val="24"/>
         </w:rPr>
-        <w:t>In the circumstances, a First Reminder (Reminder-1) is proposed to be issued to the Executive Officer, Balurghat Municipality, along with the list of the 6 (six) cases, requesting submission of the enquiry reports within 7 (seven) days from the date of receipt of the reminder, under copy to the Chairman, Balurghat Municipality; the Office in Charge, RM, Dakshin Dinajpur; and the C.A to the District Magistrate, Dakshin Dinajpur.</w:t>
+        <w:t>In the circumstances, a First Reminder (Reminder-1) is proposed to be issued to the Executive Officer, Balurghat Municipality, along with the list of the 5 (five) pending cases, the report in respect of Sl. No. 5 (Sudipta Sur) having already been received, requesting submission of the enquiry reports within 7 (seven) days from the date of receipt of the reminder, under copy to the Chairman, Balurghat Municipality; the Office in Charge, RM, Dakshin Dinajpur; and the C.A to the District Magistrate, Dakshin Dinajpur.</w:t>
       </w:r>
     </w:p>
     <w:p>
